--- a/output/投研舆情晨报_2026-10-06.docx
+++ b/output/投研舆情晨报_2026-10-06.docx
@@ -19,7 +19,7 @@
           <w:color w:val="8A939E"/>
           <w:sz w:val="18"/>
         </w:rPr>
-        <w:t>覆盖 6 家媒体 · 入库 14,255 条 · 去重后 1,383 条 · 识别热点 50 个</w:t>
+        <w:t>覆盖 6 家媒体 · 入库 14,070 条 · 去重后 1,464 条 · 识别热点 53 个</w:t>
       </w:r>
     </w:p>
     <w:p>
@@ -126,7 +126,7 @@
           </w:tcPr>
           <w:p>
             <w:r>
-              <w:t>0.854</w:t>
+              <w:t>0.837</w:t>
             </w:r>
           </w:p>
         </w:tc>
@@ -146,7 +146,7 @@
           </w:tcPr>
           <w:p>
             <w:r>
-              <w:t>消费电子</w:t>
+              <w:t>金融市场</w:t>
             </w:r>
           </w:p>
         </w:tc>
@@ -166,7 +166,7 @@
           </w:tcPr>
           <w:p>
             <w:r>
-              <w:t>12/3</w:t>
+              <w:t>13/3</w:t>
             </w:r>
           </w:p>
         </w:tc>
@@ -188,7 +188,69 @@
           </w:tcPr>
           <w:p>
             <w:r>
-              <w:t>0.769</w:t>
+              <w:t>0.792</w:t>
+            </w:r>
+          </w:p>
+        </w:tc>
+        <w:tc>
+          <w:tcPr>
+            <w:tcW w:type="dxa" w:w="1440"/>
+          </w:tcPr>
+          <w:p>
+            <w:r>
+              <w:t>爆点</w:t>
+            </w:r>
+          </w:p>
+        </w:tc>
+        <w:tc>
+          <w:tcPr>
+            <w:tcW w:type="dxa" w:w="1440"/>
+          </w:tcPr>
+          <w:p>
+            <w:r>
+              <w:t>国际市场</w:t>
+            </w:r>
+          </w:p>
+        </w:tc>
+        <w:tc>
+          <w:tcPr>
+            <w:tcW w:type="dxa" w:w="1440"/>
+          </w:tcPr>
+          <w:p>
+            <w:r>
+              <w:t>深夜纳指、英伟达创新高，美股科技股大涨，SpaceX涨超7%</w:t>
+            </w:r>
+          </w:p>
+        </w:tc>
+        <w:tc>
+          <w:tcPr>
+            <w:tcW w:type="dxa" w:w="1440"/>
+          </w:tcPr>
+          <w:p>
+            <w:r>
+              <w:t>17/3</w:t>
+            </w:r>
+          </w:p>
+        </w:tc>
+      </w:tr>
+      <w:tr>
+        <w:tc>
+          <w:tcPr>
+            <w:tcW w:type="dxa" w:w="1440"/>
+          </w:tcPr>
+          <w:p>
+            <w:r>
+              <w:t>3</w:t>
+            </w:r>
+          </w:p>
+        </w:tc>
+        <w:tc>
+          <w:tcPr>
+            <w:tcW w:type="dxa" w:w="1440"/>
+          </w:tcPr>
+          <w:p>
+            <w:r>
+              <w:t>0.714</w:t>
             </w:r>
           </w:p>
         </w:tc>
@@ -218,7 +280,7 @@
           </w:tcPr>
           <w:p>
             <w:r>
-              <w:t>沙特发动大规模空袭！也门政府军称从胡塞武装手中夺回红海港口城</w:t>
+              <w:t>日经225指数收涨1.1% 自7月1日以来首次收于70000</w:t>
             </w:r>
           </w:p>
         </w:tc>
@@ -228,7 +290,7 @@
           </w:tcPr>
           <w:p>
             <w:r>
-              <w:t>13/3</w:t>
+              <w:t>6/3</w:t>
             </w:r>
           </w:p>
         </w:tc>
@@ -240,7 +302,7 @@
           </w:tcPr>
           <w:p>
             <w:r>
-              <w:t>3</w:t>
+              <w:t>4</w:t>
             </w:r>
           </w:p>
         </w:tc>
@@ -250,7 +312,69 @@
           </w:tcPr>
           <w:p>
             <w:r>
-              <w:t>0.749</w:t>
+              <w:t>0.687</w:t>
+            </w:r>
+          </w:p>
+        </w:tc>
+        <w:tc>
+          <w:tcPr>
+            <w:tcW w:type="dxa" w:w="1440"/>
+          </w:tcPr>
+          <w:p>
+            <w:r>
+              <w:t>爆点</w:t>
+            </w:r>
+          </w:p>
+        </w:tc>
+        <w:tc>
+          <w:tcPr>
+            <w:tcW w:type="dxa" w:w="1440"/>
+          </w:tcPr>
+          <w:p>
+            <w:r>
+              <w:t>综合</w:t>
+            </w:r>
+          </w:p>
+        </w:tc>
+        <w:tc>
+          <w:tcPr>
+            <w:tcW w:type="dxa" w:w="1440"/>
+          </w:tcPr>
+          <w:p>
+            <w:r>
+              <w:t>日经225指数高开0.01%。韩国首尔综指高开0.6%。</w:t>
+            </w:r>
+          </w:p>
+        </w:tc>
+        <w:tc>
+          <w:tcPr>
+            <w:tcW w:type="dxa" w:w="1440"/>
+          </w:tcPr>
+          <w:p>
+            <w:r>
+              <w:t>7/3</w:t>
+            </w:r>
+          </w:p>
+        </w:tc>
+      </w:tr>
+      <w:tr>
+        <w:tc>
+          <w:tcPr>
+            <w:tcW w:type="dxa" w:w="1440"/>
+          </w:tcPr>
+          <w:p>
+            <w:r>
+              <w:t>5</w:t>
+            </w:r>
+          </w:p>
+        </w:tc>
+        <w:tc>
+          <w:tcPr>
+            <w:tcW w:type="dxa" w:w="1440"/>
+          </w:tcPr>
+          <w:p>
+            <w:r>
+              <w:t>0.676</w:t>
             </w:r>
           </w:p>
         </w:tc>
@@ -290,131 +414,7 @@
           </w:tcPr>
           <w:p>
             <w:r>
-              <w:t>8/4</w:t>
-            </w:r>
-          </w:p>
-        </w:tc>
-      </w:tr>
-      <w:tr>
-        <w:tc>
-          <w:tcPr>
-            <w:tcW w:type="dxa" w:w="1440"/>
-          </w:tcPr>
-          <w:p>
-            <w:r>
-              <w:t>4</w:t>
-            </w:r>
-          </w:p>
-        </w:tc>
-        <w:tc>
-          <w:tcPr>
-            <w:tcW w:type="dxa" w:w="1440"/>
-          </w:tcPr>
-          <w:p>
-            <w:r>
-              <w:t>0.733</w:t>
-            </w:r>
-          </w:p>
-        </w:tc>
-        <w:tc>
-          <w:tcPr>
-            <w:tcW w:type="dxa" w:w="1440"/>
-          </w:tcPr>
-          <w:p>
-            <w:r>
-              <w:t>爆点</w:t>
-            </w:r>
-          </w:p>
-        </w:tc>
-        <w:tc>
-          <w:tcPr>
-            <w:tcW w:type="dxa" w:w="1440"/>
-          </w:tcPr>
-          <w:p>
-            <w:r>
-              <w:t>综合</w:t>
-            </w:r>
-          </w:p>
-        </w:tc>
-        <w:tc>
-          <w:tcPr>
-            <w:tcW w:type="dxa" w:w="1440"/>
-          </w:tcPr>
-          <w:p>
-            <w:r>
-              <w:t>声明显示，OPEC+在周日会议上决定维持11月份的石油产量配</w:t>
-            </w:r>
-          </w:p>
-        </w:tc>
-        <w:tc>
-          <w:tcPr>
-            <w:tcW w:type="dxa" w:w="1440"/>
-          </w:tcPr>
-          <w:p>
-            <w:r>
-              <w:t>6/3</w:t>
-            </w:r>
-          </w:p>
-        </w:tc>
-      </w:tr>
-      <w:tr>
-        <w:tc>
-          <w:tcPr>
-            <w:tcW w:type="dxa" w:w="1440"/>
-          </w:tcPr>
-          <w:p>
-            <w:r>
-              <w:t>5</w:t>
-            </w:r>
-          </w:p>
-        </w:tc>
-        <w:tc>
-          <w:tcPr>
-            <w:tcW w:type="dxa" w:w="1440"/>
-          </w:tcPr>
-          <w:p>
-            <w:r>
-              <w:t>0.692</w:t>
-            </w:r>
-          </w:p>
-        </w:tc>
-        <w:tc>
-          <w:tcPr>
-            <w:tcW w:type="dxa" w:w="1440"/>
-          </w:tcPr>
-          <w:p>
-            <w:r>
-              <w:t>爆点</w:t>
-            </w:r>
-          </w:p>
-        </w:tc>
-        <w:tc>
-          <w:tcPr>
-            <w:tcW w:type="dxa" w:w="1440"/>
-          </w:tcPr>
-          <w:p>
-            <w:r>
-              <w:t>交运物流</w:t>
-            </w:r>
-          </w:p>
-        </w:tc>
-        <w:tc>
-          <w:tcPr>
-            <w:tcW w:type="dxa" w:w="1440"/>
-          </w:tcPr>
-          <w:p>
-            <w:r>
-              <w:t>国庆首日高速公路充电量创历史新高 机构称政策支持下充电桩市场</w:t>
-            </w:r>
-          </w:p>
-        </w:tc>
-        <w:tc>
-          <w:tcPr>
-            <w:tcW w:type="dxa" w:w="1440"/>
-          </w:tcPr>
-          <w:p>
-            <w:r>
-              <w:t>6/3</w:t>
+              <w:t>6/4</w:t>
             </w:r>
           </w:p>
         </w:tc>
@@ -436,7 +436,69 @@
           </w:tcPr>
           <w:p>
             <w:r>
-              <w:t>0.675</w:t>
+              <w:t>0.663</w:t>
+            </w:r>
+          </w:p>
+        </w:tc>
+        <w:tc>
+          <w:tcPr>
+            <w:tcW w:type="dxa" w:w="1440"/>
+          </w:tcPr>
+          <w:p>
+            <w:r>
+              <w:t>高热</w:t>
+            </w:r>
+          </w:p>
+        </w:tc>
+        <w:tc>
+          <w:tcPr>
+            <w:tcW w:type="dxa" w:w="1440"/>
+          </w:tcPr>
+          <w:p>
+            <w:r>
+              <w:t>国际市场</w:t>
+            </w:r>
+          </w:p>
+        </w:tc>
+        <w:tc>
+          <w:tcPr>
+            <w:tcW w:type="dxa" w:w="1440"/>
+          </w:tcPr>
+          <w:p>
+            <w:r>
+              <w:t xml:space="preserve">大宗商品综述：油价跌 聚焦沙特石油供应和海峡运输量 铜价涨 </w:t>
+            </w:r>
+          </w:p>
+        </w:tc>
+        <w:tc>
+          <w:tcPr>
+            <w:tcW w:type="dxa" w:w="1440"/>
+          </w:tcPr>
+          <w:p>
+            <w:r>
+              <w:t>8/2</w:t>
+            </w:r>
+          </w:p>
+        </w:tc>
+      </w:tr>
+      <w:tr>
+        <w:tc>
+          <w:tcPr>
+            <w:tcW w:type="dxa" w:w="1440"/>
+          </w:tcPr>
+          <w:p>
+            <w:r>
+              <w:t>7</w:t>
+            </w:r>
+          </w:p>
+        </w:tc>
+        <w:tc>
+          <w:tcPr>
+            <w:tcW w:type="dxa" w:w="1440"/>
+          </w:tcPr>
+          <w:p>
+            <w:r>
+              <w:t>0.657</w:t>
             </w:r>
           </w:p>
         </w:tc>
@@ -466,7 +528,7 @@
           </w:tcPr>
           <w:p>
             <w:r>
-              <w:t>日经225指数高开0.01%。韩国首尔综指高开0.6%。</w:t>
+              <w:t>沙特发动大规模空袭！也门政府军称从胡塞武装手中夺回红海港口城</w:t>
             </w:r>
           </w:p>
         </w:tc>
@@ -476,69 +538,7 @@
           </w:tcPr>
           <w:p>
             <w:r>
-              <w:t>5/3</w:t>
-            </w:r>
-          </w:p>
-        </w:tc>
-      </w:tr>
-      <w:tr>
-        <w:tc>
-          <w:tcPr>
-            <w:tcW w:type="dxa" w:w="1440"/>
-          </w:tcPr>
-          <w:p>
-            <w:r>
-              <w:t>7</w:t>
-            </w:r>
-          </w:p>
-        </w:tc>
-        <w:tc>
-          <w:tcPr>
-            <w:tcW w:type="dxa" w:w="1440"/>
-          </w:tcPr>
-          <w:p>
-            <w:r>
-              <w:t>0.638</w:t>
-            </w:r>
-          </w:p>
-        </w:tc>
-        <w:tc>
-          <w:tcPr>
-            <w:tcW w:type="dxa" w:w="1440"/>
-          </w:tcPr>
-          <w:p>
-            <w:r>
-              <w:t>高热</w:t>
-            </w:r>
-          </w:p>
-        </w:tc>
-        <w:tc>
-          <w:tcPr>
-            <w:tcW w:type="dxa" w:w="1440"/>
-          </w:tcPr>
-          <w:p>
-            <w:r>
-              <w:t>综合</w:t>
-            </w:r>
-          </w:p>
-        </w:tc>
-        <w:tc>
-          <w:tcPr>
-            <w:tcW w:type="dxa" w:w="1440"/>
-          </w:tcPr>
-          <w:p>
-            <w:r>
-              <w:t>日经225指数日内涨幅扩大至2%。 日本东证指数涨幅扩大至1</w:t>
-            </w:r>
-          </w:p>
-        </w:tc>
-        <w:tc>
-          <w:tcPr>
-            <w:tcW w:type="dxa" w:w="1440"/>
-          </w:tcPr>
-          <w:p>
-            <w:r>
-              <w:t>5/3</w:t>
+              <w:t>11/3</w:t>
             </w:r>
           </w:p>
         </w:tc>
@@ -560,7 +560,7 @@
           </w:tcPr>
           <w:p>
             <w:r>
-              <w:t>0.633</w:t>
+              <w:t>0.614</w:t>
             </w:r>
           </w:p>
         </w:tc>
@@ -622,69 +622,7 @@
           </w:tcPr>
           <w:p>
             <w:r>
-              <w:t>0.616</w:t>
-            </w:r>
-          </w:p>
-        </w:tc>
-        <w:tc>
-          <w:tcPr>
-            <w:tcW w:type="dxa" w:w="1440"/>
-          </w:tcPr>
-          <w:p>
-            <w:r>
-              <w:t>高热</w:t>
-            </w:r>
-          </w:p>
-        </w:tc>
-        <w:tc>
-          <w:tcPr>
-            <w:tcW w:type="dxa" w:w="1440"/>
-          </w:tcPr>
-          <w:p>
-            <w:r>
-              <w:t>国际市场</w:t>
-            </w:r>
-          </w:p>
-        </w:tc>
-        <w:tc>
-          <w:tcPr>
-            <w:tcW w:type="dxa" w:w="1440"/>
-          </w:tcPr>
-          <w:p>
-            <w:r>
-              <w:t xml:space="preserve">大宗商品综述：油价跌 聚焦沙特石油供应和海峡运输量 铜价涨 </w:t>
-            </w:r>
-          </w:p>
-        </w:tc>
-        <w:tc>
-          <w:tcPr>
-            <w:tcW w:type="dxa" w:w="1440"/>
-          </w:tcPr>
-          <w:p>
-            <w:r>
-              <w:t>5/2</w:t>
-            </w:r>
-          </w:p>
-        </w:tc>
-      </w:tr>
-      <w:tr>
-        <w:tc>
-          <w:tcPr>
-            <w:tcW w:type="dxa" w:w="1440"/>
-          </w:tcPr>
-          <w:p>
-            <w:r>
-              <w:t>10</w:t>
-            </w:r>
-          </w:p>
-        </w:tc>
-        <w:tc>
-          <w:tcPr>
-            <w:tcW w:type="dxa" w:w="1440"/>
-          </w:tcPr>
-          <w:p>
-            <w:r>
-              <w:t>0.599</w:t>
+              <w:t>0.583</w:t>
             </w:r>
           </w:p>
         </w:tc>
@@ -729,6 +667,68 @@
           </w:p>
         </w:tc>
       </w:tr>
+      <w:tr>
+        <w:tc>
+          <w:tcPr>
+            <w:tcW w:type="dxa" w:w="1440"/>
+          </w:tcPr>
+          <w:p>
+            <w:r>
+              <w:t>10</w:t>
+            </w:r>
+          </w:p>
+        </w:tc>
+        <w:tc>
+          <w:tcPr>
+            <w:tcW w:type="dxa" w:w="1440"/>
+          </w:tcPr>
+          <w:p>
+            <w:r>
+              <w:t>0.583</w:t>
+            </w:r>
+          </w:p>
+        </w:tc>
+        <w:tc>
+          <w:tcPr>
+            <w:tcW w:type="dxa" w:w="1440"/>
+          </w:tcPr>
+          <w:p>
+            <w:r>
+              <w:t>高热</w:t>
+            </w:r>
+          </w:p>
+        </w:tc>
+        <w:tc>
+          <w:tcPr>
+            <w:tcW w:type="dxa" w:w="1440"/>
+          </w:tcPr>
+          <w:p>
+            <w:r>
+              <w:t>AI与大模型</w:t>
+            </w:r>
+          </w:p>
+        </w:tc>
+        <w:tc>
+          <w:tcPr>
+            <w:tcW w:type="dxa" w:w="1440"/>
+          </w:tcPr>
+          <w:p>
+            <w:r>
+              <w:t>日本央行副行长内田真一：人工智能(AI)的采用可能对生产力和</w:t>
+            </w:r>
+          </w:p>
+        </w:tc>
+        <w:tc>
+          <w:tcPr>
+            <w:tcW w:type="dxa" w:w="1440"/>
+          </w:tcPr>
+          <w:p>
+            <w:r>
+              <w:t>4/3</w:t>
+            </w:r>
+          </w:p>
+        </w:tc>
+      </w:tr>
     </w:tbl>
     <w:p>
       <w:pPr>
@@ -755,7 +755,7 @@
           <w:color w:val="8A939E"/>
           <w:sz w:val="18"/>
         </w:rPr>
-        <w:t>热度 0.854（爆点）· 12 篇 / 3 家媒体 · 消费电子</w:t>
+        <w:t>热度 0.837（爆点）· 13 篇 / 3 家媒体 · 金融市场</w:t>
       </w:r>
     </w:p>
     <w:p>
@@ -767,7 +767,7 @@
         <w:t>事件概述：</w:t>
       </w:r>
       <w:r>
-        <w:t>「快讯：恒指高开1%站上24000点 科指涨1.02% 科网股普涨 创新药概念股高开」由 12 篇报道聚合而成，覆盖 3 家媒体，热度 0.854（爆点），所属板块类目：消费电子。</w:t>
+        <w:t>「快讯：恒指高开1%站上24000点 科指涨1.02% 科网股普涨 创新药概念股高开」由 13 篇报道聚合而成，覆盖 3 家媒体，热度 0.837（爆点），所属板块类目：金融市场。</w:t>
       </w:r>
     </w:p>
     <w:p>
@@ -779,7 +779,7 @@
         <w:t>关键信息：</w:t>
       </w:r>
       <w:r>
-        <w:t>快讯：恒指高开1%站上24000点 科指涨1.02% 科网股普涨 创新药概念股高；亚马逊云科技接入智谱GLM-5.3，港股“大模型双雄”齐涨；快讯：恒指低开0.04% 科指跌0.47% 科网股普跌 创新药概念股活跃</w:t>
+        <w:t>快讯：恒指高开1%站上24000点 科指涨1.02% 科网股普涨 创新药概念股高；港股午评：恒指涨0.78% 科指涨0.87% 科网股普涨 创新药概念股强势 智谱；亚马逊云科技接入智谱GLM-5.3，港股“大模型双雄”齐涨</w:t>
       </w:r>
     </w:p>
     <w:p>
@@ -812,7 +812,7 @@
           <w:color w:val="8A939E"/>
           <w:sz w:val="17"/>
         </w:rPr>
-        <w:t>引用：[1]快讯：恒指高开1%站上24000点 科指涨1.02% / [2]亚马逊云科技接入智谱GLM-5.3，港股“大模型双雄 / [3]快讯：恒指低开0.04% 科指跌0.47% 科网股普 / [4]港股午评：恒指跌0.08% 科指涨0.27% 科网股</w:t>
+        <w:t>引用：[1]快讯：恒指高开1%站上24000点 科指涨1.02% / [2]港股午评：恒指涨0.78% 科指涨0.87% 科网股 / [3]亚马逊云科技接入智谱GLM-5.3，港股“大模型双雄 / [4]快讯：恒指低开0.04% 科指跌0.47% 科网股普</w:t>
       </w:r>
     </w:p>
     <w:p>
@@ -820,7 +820,7 @@
         <w:pStyle w:val="Heading2"/>
       </w:pPr>
       <w:r>
-        <w:t>沙特发动大规模空袭！也门政府军称从胡塞武装手中夺回红海港口城市穆哈</w:t>
+        <w:t>深夜纳指、英伟达创新高，美股科技股大涨，SpaceX涨超7%，马斯克身家重回1万亿美元，</w:t>
       </w:r>
     </w:p>
     <w:p>
@@ -829,7 +829,7 @@
           <w:color w:val="8A939E"/>
           <w:sz w:val="18"/>
         </w:rPr>
-        <w:t>热度 0.769（爆点）· 13 篇 / 3 家媒体 · 综合</w:t>
+        <w:t>热度 0.792（爆点）· 17 篇 / 3 家媒体 · 国际市场</w:t>
       </w:r>
     </w:p>
     <w:p>
@@ -841,7 +841,7 @@
         <w:t>事件概述：</w:t>
       </w:r>
       <w:r>
-        <w:t>「沙特发动大规模空袭！也门政府军称从胡塞武装手中夺回红海港口城市穆哈」由 13 篇报道聚合而成，覆盖 3 家媒体，热度 0.769（爆点），所属板块类目：综合。</w:t>
+        <w:t>「深夜纳指、英伟达创新高，美股科技股大涨，SpaceX涨超7%，马斯克身家重回1万亿美元，国际油价」由 17 篇报道聚合而成，覆盖 3 家媒体，热度 0.792（爆点），所属板块类目：国际市场。</w:t>
       </w:r>
     </w:p>
     <w:p>
@@ -853,7 +853,81 @@
         <w:t>关键信息：</w:t>
       </w:r>
       <w:r>
-        <w:t>沙特发动大规模空袭！也门政府军称从胡塞武装手中夺回红海港口城市穆哈；也门政府军称收复红海港口城市穆哈；沙特支持的也门部队发动全面攻势 试图夺回胡塞武装控制区</w:t>
+        <w:t>深夜纳指、英伟达创新高，美股科技股大涨，SpaceX涨超7%，马斯克身家重回1万；10月6日美股成交额前20：英伟达涨超2%创历史新高 SpaceX涨超7% 马斯；SpaceX与特斯拉股价反弹 马斯克身家重返万亿美元</w:t>
+      </w:r>
+    </w:p>
+    <w:p>
+      <w:r>
+        <w:rPr>
+          <w:b/>
+          <w:color w:val="16324F"/>
+        </w:rPr>
+        <w:t>市场影响：</w:t>
+      </w:r>
+      <w:r>
+        <w:t>关联板块代码：BK1675。（LLM 不可用，未生成研判，以上为检索与统计事实）</w:t>
+      </w:r>
+    </w:p>
+    <w:p>
+      <w:r>
+        <w:rPr>
+          <w:b/>
+          <w:color w:val="16324F"/>
+        </w:rPr>
+        <w:t>关注要点：</w:t>
+      </w:r>
+      <w:r>
+        <w:t>建议人工复核该事件的后续进展与板块联动。</w:t>
+      </w:r>
+    </w:p>
+    <w:p>
+      <w:r>
+        <w:rPr>
+          <w:color w:val="8A939E"/>
+          <w:sz w:val="17"/>
+        </w:rPr>
+        <w:t>引用：[1]深夜纳指、英伟达创新高，美股科技股大涨，SpaceX / [2]10月6日美股成交额前20：英伟达涨超2%创历史新高 / [3]SpaceX与特斯拉股价反弹 马斯克身家重返万亿美元 / [4]美股开盘：纳指续创新高、标普500指数逼近前高 英伟</w:t>
+      </w:r>
+    </w:p>
+    <w:p>
+      <w:pPr>
+        <w:pStyle w:val="Heading2"/>
+      </w:pPr>
+      <w:r>
+        <w:t>日经225指数收涨1.1% 自7月1日以来首次收于70000点上方</w:t>
+      </w:r>
+    </w:p>
+    <w:p>
+      <w:r>
+        <w:rPr>
+          <w:color w:val="8A939E"/>
+          <w:sz w:val="18"/>
+        </w:rPr>
+        <w:t>热度 0.714（爆点）· 6 篇 / 3 家媒体 · 综合</w:t>
+      </w:r>
+    </w:p>
+    <w:p>
+      <w:r>
+        <w:rPr>
+          <w:b/>
+          <w:color w:val="16324F"/>
+        </w:rPr>
+        <w:t>事件概述：</w:t>
+      </w:r>
+      <w:r>
+        <w:t>「日经225指数收涨1.1% 自7月1日以来首次收于70000点上方」由 6 篇报道聚合而成，覆盖 3 家媒体，热度 0.714（爆点），所属板块类目：综合。</w:t>
+      </w:r>
+    </w:p>
+    <w:p>
+      <w:r>
+        <w:rPr>
+          <w:b/>
+          <w:color w:val="16324F"/>
+        </w:rPr>
+        <w:t>关键信息：</w:t>
+      </w:r>
+      <w:r>
+        <w:t>日经225指数收涨1.1% 自7月1日以来首次收于70000点上方；日经225指数盘中重返70000点上方，日内涨超2.5%。；日经225指数突破70000点 日内涨2.5%</w:t>
       </w:r>
     </w:p>
     <w:p>
@@ -886,7 +960,81 @@
           <w:color w:val="8A939E"/>
           <w:sz w:val="17"/>
         </w:rPr>
-        <w:t>引用：[1]沙特发动大规模空袭！也门政府军称从胡塞武装手中夺回红 / [2]也门政府军称收复红海港口城市穆哈 / [3]沙特支持的也门部队发动全面攻势 试图夺回胡塞武装控制 / [4]曼德海峡成新战场：沙特支持部队向胡塞武装发起“夺峡战</w:t>
+        <w:t>引用：[1]日经225指数收涨1.1% 自7月1日以来首次收于7 / [2]日经225指数盘中重返70000点上方，日内涨超2. / [3]日经225指数突破70000点 日内涨2.5% / [4]日经225指数，再次突破7万点大关｜盘中速报</w:t>
+      </w:r>
+    </w:p>
+    <w:p>
+      <w:pPr>
+        <w:pStyle w:val="Heading2"/>
+      </w:pPr>
+      <w:r>
+        <w:t>日经225指数高开0.01%。韩国首尔综指高开0.6%。</w:t>
+      </w:r>
+    </w:p>
+    <w:p>
+      <w:r>
+        <w:rPr>
+          <w:color w:val="8A939E"/>
+          <w:sz w:val="18"/>
+        </w:rPr>
+        <w:t>热度 0.687（爆点）· 7 篇 / 3 家媒体 · 综合</w:t>
+      </w:r>
+    </w:p>
+    <w:p>
+      <w:r>
+        <w:rPr>
+          <w:b/>
+          <w:color w:val="16324F"/>
+        </w:rPr>
+        <w:t>事件概述：</w:t>
+      </w:r>
+      <w:r>
+        <w:t>「日经225指数高开0.01%。韩国首尔综指高开0.6%。」由 7 篇报道聚合而成，覆盖 3 家媒体，热度 0.687（爆点），所属板块类目：综合。</w:t>
+      </w:r>
+    </w:p>
+    <w:p>
+      <w:r>
+        <w:rPr>
+          <w:b/>
+          <w:color w:val="16324F"/>
+        </w:rPr>
+        <w:t>关键信息：</w:t>
+      </w:r>
+      <w:r>
+        <w:t>日经225指数高开0.01%。韩国首尔综指高开0.6%。；日经225指数开盘涨1.2%；日韩股市开盘 韩国综合股价指数开盘上涨0.6%</w:t>
+      </w:r>
+    </w:p>
+    <w:p>
+      <w:r>
+        <w:rPr>
+          <w:b/>
+          <w:color w:val="16324F"/>
+        </w:rPr>
+        <w:t>市场影响：</w:t>
+      </w:r>
+      <w:r>
+        <w:t>关联板块代码：本簇未携带板块标签。（LLM 不可用，未生成研判，以上为检索与统计事实）</w:t>
+      </w:r>
+    </w:p>
+    <w:p>
+      <w:r>
+        <w:rPr>
+          <w:b/>
+          <w:color w:val="16324F"/>
+        </w:rPr>
+        <w:t>关注要点：</w:t>
+      </w:r>
+      <w:r>
+        <w:t>建议人工复核该事件的后续进展与板块联动。</w:t>
+      </w:r>
+    </w:p>
+    <w:p>
+      <w:r>
+        <w:rPr>
+          <w:color w:val="8A939E"/>
+          <w:sz w:val="17"/>
+        </w:rPr>
+        <w:t>引用：[1]日经225指数高开0.01%。韩国首尔综指高开0.6 / [2]日经225指数开盘涨1.2% / [3]日韩股市开盘 韩国综合股价指数开盘上涨0.6% / [4]日股高开！存储巨头，快速跳水</w:t>
       </w:r>
     </w:p>
     <w:p>
@@ -903,7 +1051,7 @@
           <w:color w:val="8A939E"/>
           <w:sz w:val="18"/>
         </w:rPr>
-        <w:t>热度 0.749（爆点）· 8 篇 / 4 家媒体 · 综合</w:t>
+        <w:t>热度 0.676（爆点）· 6 篇 / 4 家媒体 · 综合</w:t>
       </w:r>
     </w:p>
     <w:p>
@@ -915,7 +1063,7 @@
         <w:t>事件概述：</w:t>
       </w:r>
       <w:r>
-        <w:t>「视频丨2026国庆档票房超9亿元 国产影片领跑档期」由 8 篇报道聚合而成，覆盖 4 家媒体，热度 0.749（爆点），所属板块类目：综合。</w:t>
+        <w:t>「视频丨2026国庆档票房超9亿元 国产影片领跑档期」由 6 篇报道聚合而成，覆盖 4 家媒体，热度 0.676（爆点），所属板块类目：综合。</w:t>
       </w:r>
     </w:p>
     <w:p>
@@ -927,7 +1075,7 @@
         <w:t>关键信息：</w:t>
       </w:r>
       <w:r>
-        <w:t>视频丨2026国庆档票房超9亿元 国产影片领跑档期；国庆档票房破9亿；2026国庆档总票房破9亿</w:t>
+        <w:t>视频丨2026国庆档票房超9亿元 国产影片领跑档期；2026国庆档总票房破9亿；国庆档票房破9亿</w:t>
       </w:r>
     </w:p>
     <w:p>
@@ -960,155 +1108,7 @@
           <w:color w:val="8A939E"/>
           <w:sz w:val="17"/>
         </w:rPr>
-        <w:t>引用：[1]视频丨2026国庆档票房超9亿元 国产影片领跑档期 / [2]国庆档票房破9亿 / [3]2026国庆档总票房破9亿 / [4]2026国庆档总票房破7亿</w:t>
-      </w:r>
-    </w:p>
-    <w:p>
-      <w:pPr>
-        <w:pStyle w:val="Heading2"/>
-      </w:pPr>
-      <w:r>
-        <w:t>声明显示，OPEC+在周日会议上决定维持11月份的石油产量配额不变；下一次会议将</w:t>
-      </w:r>
-    </w:p>
-    <w:p>
-      <w:r>
-        <w:rPr>
-          <w:color w:val="8A939E"/>
-          <w:sz w:val="18"/>
-        </w:rPr>
-        <w:t>热度 0.733（爆点）· 6 篇 / 3 家媒体 · 综合</w:t>
-      </w:r>
-    </w:p>
-    <w:p>
-      <w:r>
-        <w:rPr>
-          <w:b/>
-          <w:color w:val="16324F"/>
-        </w:rPr>
-        <w:t>事件概述：</w:t>
-      </w:r>
-      <w:r>
-        <w:t>「声明显示，OPEC+在周日会议上决定维持11月份的石油产量配额不变；下一次会议将」由 6 篇报道聚合而成，覆盖 3 家媒体，热度 0.733（爆点），所属板块类目：综合。</w:t>
-      </w:r>
-    </w:p>
-    <w:p>
-      <w:r>
-        <w:rPr>
-          <w:b/>
-          <w:color w:val="16324F"/>
-        </w:rPr>
-        <w:t>关键信息：</w:t>
-      </w:r>
-      <w:r>
-        <w:t>声明显示，OPEC+在周日会议上决定维持11月份的石油产量配额不变；下一次会议将；OPEC+在10月4日的会议上决定 对11月的石油产量配额不作任何调整；OPEC+主要成员国同意11月维持产量目标不变</w:t>
-      </w:r>
-    </w:p>
-    <w:p>
-      <w:r>
-        <w:rPr>
-          <w:b/>
-          <w:color w:val="16324F"/>
-        </w:rPr>
-        <w:t>市场影响：</w:t>
-      </w:r>
-      <w:r>
-        <w:t>关联板块代码：BK0464。（LLM 不可用，未生成研判，以上为检索与统计事实）</w:t>
-      </w:r>
-    </w:p>
-    <w:p>
-      <w:r>
-        <w:rPr>
-          <w:b/>
-          <w:color w:val="16324F"/>
-        </w:rPr>
-        <w:t>关注要点：</w:t>
-      </w:r>
-      <w:r>
-        <w:t>建议人工复核该事件的后续进展与板块联动。</w:t>
-      </w:r>
-    </w:p>
-    <w:p>
-      <w:r>
-        <w:rPr>
-          <w:color w:val="8A939E"/>
-          <w:sz w:val="17"/>
-        </w:rPr>
-        <w:t>引用：[1]声明显示，OPEC+在周日会议上决定维持11月份的石 / [2]OPEC+在10月4日的会议上决定 对11月的石油产 / [3]OPEC+主要成员国同意11月维持产量目标不变 / [4]代表称，OPEC＋原则上同意在11月维持石油产量目标</w:t>
-      </w:r>
-    </w:p>
-    <w:p>
-      <w:pPr>
-        <w:pStyle w:val="Heading2"/>
-      </w:pPr>
-      <w:r>
-        <w:t>国庆首日高速公路充电量创历史新高 机构称政策支持下充电桩市场份额有望进一步扩大</w:t>
-      </w:r>
-    </w:p>
-    <w:p>
-      <w:r>
-        <w:rPr>
-          <w:color w:val="8A939E"/>
-          <w:sz w:val="18"/>
-        </w:rPr>
-        <w:t>热度 0.692（爆点）· 6 篇 / 3 家媒体 · 交运物流</w:t>
-      </w:r>
-    </w:p>
-    <w:p>
-      <w:r>
-        <w:rPr>
-          <w:b/>
-          <w:color w:val="16324F"/>
-        </w:rPr>
-        <w:t>事件概述：</w:t>
-      </w:r>
-      <w:r>
-        <w:t>「国庆首日高速公路充电量创历史新高 机构称政策支持下充电桩市场份额有望进一步扩大」由 6 篇报道聚合而成，覆盖 3 家媒体，热度 0.692（爆点），所属板块类目：交运物流。</w:t>
-      </w:r>
-    </w:p>
-    <w:p>
-      <w:r>
-        <w:rPr>
-          <w:b/>
-          <w:color w:val="16324F"/>
-        </w:rPr>
-        <w:t>关键信息：</w:t>
-      </w:r>
-      <w:r>
-        <w:t>国庆首日高速公路充电量创历史新高 机构称政策支持下充电桩市场份额有望进一步扩大；芙蓉国评论 | 把“焦虑”变“从容”，答好新能源出行的国庆“大考”；高速公路充电量同比增近50%！国庆假期，两大电网迎考充电高峰</w:t>
-      </w:r>
-    </w:p>
-    <w:p>
-      <w:r>
-        <w:rPr>
-          <w:b/>
-          <w:color w:val="16324F"/>
-        </w:rPr>
-        <w:t>市场影响：</w:t>
-      </w:r>
-      <w:r>
-        <w:t>关联板块代码：BK1483、BK0421。（LLM 不可用，未生成研判，以上为检索与统计事实）</w:t>
-      </w:r>
-    </w:p>
-    <w:p>
-      <w:r>
-        <w:rPr>
-          <w:b/>
-          <w:color w:val="16324F"/>
-        </w:rPr>
-        <w:t>关注要点：</w:t>
-      </w:r>
-      <w:r>
-        <w:t>建议人工复核该事件的后续进展与板块联动。</w:t>
-      </w:r>
-    </w:p>
-    <w:p>
-      <w:r>
-        <w:rPr>
-          <w:color w:val="8A939E"/>
-          <w:sz w:val="17"/>
-        </w:rPr>
-        <w:t>引用：[1]国庆首日高速公路充电量创历史新高 机构称政策支持下充 / [2]芙蓉国评论 | 把“焦虑”变“从容”，答好新能源出行 / [3]高速公路充电量同比增近50%！国庆假期，两大电网迎考 / [4]国庆假期前3天高速公路新能源汽车充电近300万次、充</w:t>
+        <w:t>引用：[1]视频丨2026国庆档票房超9亿元 国产影片领跑档期 / [2]2026国庆档总票房破9亿 / [3]国庆档票房破9亿 / [4]2026国庆档单日票房破2亿</w:t>
       </w:r>
     </w:p>
     <w:p>
@@ -1127,7 +1127,7 @@
         <w:pStyle w:val="ListBullet"/>
       </w:pPr>
       <w:r>
-        <w:t>采集：6 家媒体公开接口，累计入库 14,255 条</w:t>
+        <w:t>采集：6 家媒体公开接口，累计入库 14,070 条</w:t>
       </w:r>
     </w:p>
     <w:p>
@@ -1135,7 +1135,7 @@
         <w:pStyle w:val="ListBullet"/>
       </w:pPr>
       <w:r>
-        <w:t>三层去重：1,729 → 1,383 条（精确187/SimHash12/语义147）</w:t>
+        <w:t>三层去重：1,824 → 1,464 条（精确186/SimHash10/语义164）</w:t>
       </w:r>
     </w:p>
     <w:p>
